--- a/output/docx/ru/BUFRCREX_TableB_ru_15.docx
+++ b/output/docx/ru/BUFRCREX_TableB_ru_15.docx
@@ -825,7 +825,7 @@
                 <w:b w:val="0"/>
                 <w:sz w:val="16"/>
               </w:rPr>
-              <w:t>Note 1: Последовательность 3 04 035 применять не следует.</w:t>
+              <w:t>Note B1: 0 15 003 — это парциальное давление озона, измеренное на уровне давления, определяемого 0 07 004.</w:t>
             </w:r>
           </w:p>
         </w:tc>
@@ -1018,7 +1018,7 @@
                 <w:b w:val="0"/>
                 <w:sz w:val="16"/>
               </w:rPr>
-              <w:t>Note 2: Последовательность 3 07 082 исключена.</w:t>
+              <w:t>Note B2: 0 15 004 — коэффициент корректировки (CF), определяемый как: CF = TOI/TOS, где TOI — интегрированное значение озона, полученное «одновременно с зондированием» по спектрофотометру Добсона или Брюера на станции или «поблизости», а TOS — суммарный озон, рассчитанный по данным зондирования. TOS — сумма интегрированного озона ниже самого низкого уровня давления, достигнутого зондированием, и рассчитанного вышеуказанного количества. В отсутствие каких-либо измерений спектрофотомера, CF = отсутствующее значение.</w:t>
             </w:r>
           </w:p>
         </w:tc>
@@ -1211,7 +1211,7 @@
                 <w:b w:val="0"/>
                 <w:sz w:val="16"/>
               </w:rPr>
-              <w:t>Note 3: Последовательность 3 10 027 исключена.</w:t>
+              <w:t>Note B3: 0 15 005 — величина, получаемая в результате вертикальной интеграции значений зондирования (0 15 003), измеренных ниже самого низкого уровня давления, достигнутого зондом, умноженной на 0 15 004.</w:t>
             </w:r>
           </w:p>
         </w:tc>
@@ -4246,7 +4246,7 @@
                 <w:b w:val="0"/>
                 <w:sz w:val="16"/>
               </w:rPr>
-              <w:t>Note 79: Для этого дескриптора, числа менее –1 указывают на преобладание рассеивающих аэрозолей, концентрация которых увеличивается по мере увеличения отрицательного числа. Числа более +1 указывают на преобладание поглощающих аэрозолей, концентрация которых увеличивается по мере увеличения положительного числа. Числа между –1 и +1 указывают на облака или шум.</w:t>
+              <w:t>Note B79: Для этого дескриптора, числа менее –1 указывают на преобладание рассеивающих аэрозолей, концентрация которых увеличивается по мере увеличения отрицательного числа. Числа более +1 указывают на преобладание поглощающих аэрозолей, концентрация которых увеличивается по мере увеличения положительного числа. Числа между –1 и +1 указывают на облака или шум.</w:t>
             </w:r>
           </w:p>
         </w:tc>
@@ -5399,7 +5399,7 @@
                 <w:b w:val="0"/>
                 <w:sz w:val="16"/>
               </w:rPr>
-              <w:t>Note 142: Преломляющая способность N соотносится с показателем преломления n согласно формуле N = 106 (n – 1). В связи с этим N является безразмерной величиной, но величины, рассчитанные с помощью этой формулы, по договоренности, описываются в «единицах N».</w:t>
+              <w:t>Note B142: Преломляющая способность N соотносится с показателем преломления n согласно формуле N = 106 (n – 1). В связи с этим N является безразмерной величиной, но величины, рассчитанные с помощью этой формулы, по договоренности, описываются в «единицах N».</w:t>
             </w:r>
           </w:p>
         </w:tc>
@@ -5784,7 +5784,7 @@
                 <w:b w:val="0"/>
                 <w:sz w:val="16"/>
               </w:rPr>
-              <w:t>Note 78: В пределах РА IV данные о максимальной температуре на 12:00 ВСВ сообщаются за предыдущий календарный день (т. е. время окончания периода не равно номинальному времени сводки). Для создания необходимого временного диапазона дескриптор 0 04 024 необходимо включать два раза. Если период заканчивается в номинальное время сводки, то значение второго дескриптора 0 04 024 необходимо установить на 0.</w:t>
+              <w:t>Note B78: Для этого дескриптора, числа более +6 указывают на загрязнение двуокисью серы, интенсивность которого увеличивается по мере увеличения положительного числа. Число вычисляется по значению измерения в единицах Добсона при отсутствии конкретной температуры и расчетного профиля концентрации, которые могут не быть близки к фактическому состоянию атмосферы. Вследствие этих неточностей сообщается как числовой указатель.</w:t>
             </w:r>
           </w:p>
         </w:tc>
@@ -6169,7 +6169,7 @@
                 <w:b w:val="0"/>
                 <w:sz w:val="16"/>
               </w:rPr>
-              <w:t>Note 77: В пределах РА III сообщаются данные о максимальной температуре в дневное время и минимальной температуре в ночное время (т. е. время окончания периода может быть не равным номинальному времени сводки). Для создания необходимого временного диапазона дескриптор 0 04 024 необходимо включать два раза. Если период заканчивается в номинальное время сводки, то значение второго дескриптора 0 04 024 необходимо установить на 0.</w:t>
+              <w:t>Note B77: Для этого дескриптора, отрицательные значения указывают на помехи, некачественную калибровку или присутствие поглощающих аэрозолей. Сохранение этих значений позволяет получить более качественные последующие оценки погрешности калибровки.</w:t>
             </w:r>
           </w:p>
         </w:tc>
@@ -6362,7 +6362,7 @@
                 <w:b w:val="0"/>
                 <w:sz w:val="16"/>
               </w:rPr>
-              <w:t>Note 80: Для этого дескриптора, единицы представляют климатологическое стандартное отклонение значения тропосферного озона для заданной широты. Например, значение величиной 5,0 указывает профиль со значением тропосферного озона на 5,0 стандартных отклонений больше, чем среднее климатологическое.</w:t>
+              <w:t>Note B80: Для этого дескриптора, единицы представляют климатологическое стандартное отклонение значения тропосферного озона для заданной широты. Например, значение величиной 5,0 указывает профиль со значением тропосферного озона на 5,0 стандартных отклонений больше, чем среднее климатологическое.</w:t>
             </w:r>
           </w:p>
         </w:tc>
